--- a/zhs/docx/074.content.docx
+++ b/zhs/docx/074.content.docx
@@ -260,18 +260,12 @@
         </w:rPr>
         <w:t>神恨恶邪恶。只有神才能消灭邪恶，因为神是全然良善的。当神建立祂的</w:t>
       </w:r>
-      <w:hyperlink r:id="rId13">
-        <w:r>
-          <w:rPr>
-            <w:lang w:val="zh_CN" w:bidi="zh_CN"/>
-          </w:rPr>
-          <w:rPr>
-            <w:color w:val="0000EE"/>
-            <w:u w:val="single"/>
-          </w:rPr>
-          <w:t>国度</w:t>
-        </w:r>
-      </w:hyperlink>
+      <w:r>
+        <w:rPr>
+          <w:lang w:val="zh_CN" w:bidi="zh_CN"/>
+        </w:rPr>
+        <w:t>国度</w:t>
+      </w:r>
       <w:r>
         <w:rPr>
           <w:lang w:val="zh_CN" w:bidi="zh_CN"/>
@@ -331,7 +325,7 @@
           <w:lang w:val="zh_CN" w:bidi="zh_CN"/>
         </w:rPr>
       </w:r>
-      <w:hyperlink r:id="rId14">
+      <w:hyperlink r:id="rId13">
         <w:r>
           <w:rPr>
             <w:lang w:val="zh_CN" w:bidi="zh_CN"/>
@@ -418,18 +412,12 @@
         </w:rPr>
         <w:t>邪恶的人会想去做伤害他人的坏事。 当人停止顺服</w:t>
       </w:r>
-      <w:hyperlink r:id="rId15">
-        <w:r>
-          <w:rPr>
-            <w:lang w:val="zh_CN" w:bidi="zh_CN"/>
-          </w:rPr>
-          <w:rPr>
-            <w:color w:val="0000EE"/>
-            <w:u w:val="single"/>
-          </w:rPr>
-          <w:t>神</w:t>
-        </w:r>
-      </w:hyperlink>
+      <w:r>
+        <w:rPr>
+          <w:lang w:val="zh_CN" w:bidi="zh_CN"/>
+        </w:rPr>
+        <w:t>神</w:t>
+      </w:r>
       <w:r>
         <w:rPr>
           <w:lang w:val="zh_CN" w:bidi="zh_CN"/>
@@ -517,7 +505,7 @@
           <w:lang w:val="zh_CN" w:bidi="zh_CN"/>
         </w:rPr>
       </w:r>
-      <w:hyperlink r:id="rId14">
+      <w:hyperlink r:id="rId13">
         <w:r>
           <w:rPr>
             <w:lang w:val="zh_CN" w:bidi="zh_CN"/>
@@ -577,18 +565,12 @@
           <w:lang w:val="zh_CN" w:bidi="zh_CN"/>
         </w:rPr>
       </w:r>
-      <w:hyperlink r:id="rId16">
-        <w:r>
-          <w:rPr>
-            <w:lang w:val="zh_CN" w:bidi="zh_CN"/>
-          </w:rPr>
-          <w:rPr>
-            <w:color w:val="0000EE"/>
-            <w:u w:val="single"/>
-          </w:rPr>
-          <w:t>鬼</w:t>
-        </w:r>
-      </w:hyperlink>
+      <w:r>
+        <w:rPr>
+          <w:lang w:val="zh_CN" w:bidi="zh_CN"/>
+        </w:rPr>
+        <w:t>鬼</w:t>
+      </w:r>
       <w:r>
         <w:rPr>
           <w:lang w:val="zh_CN" w:bidi="zh_CN"/>
@@ -621,54 +603,36 @@
         </w:rPr>
         <w:t>这些短语指的都是同一件事。鬼是反叛神的灵。所有鬼的首领被称为</w:t>
       </w:r>
-      <w:hyperlink r:id="rId17">
-        <w:r>
-          <w:rPr>
-            <w:lang w:val="zh_CN" w:bidi="zh_CN"/>
-          </w:rPr>
-          <w:rPr>
-            <w:color w:val="0000EE"/>
-            <w:u w:val="single"/>
-          </w:rPr>
-          <w:t>撒但</w:t>
-        </w:r>
-      </w:hyperlink>
+      <w:r>
+        <w:rPr>
+          <w:lang w:val="zh_CN" w:bidi="zh_CN"/>
+        </w:rPr>
+        <w:t>撒但</w:t>
+      </w:r>
       <w:r>
         <w:rPr>
           <w:lang w:val="zh_CN" w:bidi="zh_CN"/>
         </w:rPr>
         <w:t>、</w:t>
       </w:r>
-      <w:hyperlink r:id="rId18">
-        <w:r>
-          <w:rPr>
-            <w:lang w:val="zh_CN" w:bidi="zh_CN"/>
-          </w:rPr>
-          <w:rPr>
-            <w:color w:val="0000EE"/>
-            <w:u w:val="single"/>
-          </w:rPr>
-          <w:t>魔鬼</w:t>
-        </w:r>
-      </w:hyperlink>
+      <w:r>
+        <w:rPr>
+          <w:lang w:val="zh_CN" w:bidi="zh_CN"/>
+        </w:rPr>
+        <w:t>魔鬼</w:t>
+      </w:r>
       <w:r>
         <w:rPr>
           <w:lang w:val="zh_CN" w:bidi="zh_CN"/>
         </w:rPr>
         <w:t>，有时还被称作别西卜。因为神创造了万物，所以神也创造了这些灵。神创造他们，就像</w:t>
       </w:r>
-      <w:hyperlink r:id="rId19">
-        <w:r>
-          <w:rPr>
-            <w:lang w:val="zh_CN" w:bidi="zh_CN"/>
-          </w:rPr>
-          <w:rPr>
-            <w:color w:val="0000EE"/>
-            <w:u w:val="single"/>
-          </w:rPr>
-          <w:t>天使</w:t>
-        </w:r>
-      </w:hyperlink>
+      <w:r>
+        <w:rPr>
+          <w:lang w:val="zh_CN" w:bidi="zh_CN"/>
+        </w:rPr>
+        <w:t>天使</w:t>
+      </w:r>
       <w:r>
         <w:rPr>
           <w:lang w:val="zh_CN" w:bidi="zh_CN"/>
@@ -689,36 +653,24 @@
         </w:rPr>
         <w:t>鬼可以控制人们，让人们生病或行为怪异。当鬼控制一个人时，我们说这个人被</w:t>
       </w:r>
-      <w:hyperlink r:id="rId20">
-        <w:r>
-          <w:rPr>
-            <w:lang w:val="zh_CN" w:bidi="zh_CN"/>
-          </w:rPr>
-          <w:rPr>
-            <w:color w:val="0000EE"/>
-            <w:u w:val="single"/>
-          </w:rPr>
-          <w:t>鬼附</w:t>
-        </w:r>
-      </w:hyperlink>
+      <w:r>
+        <w:rPr>
+          <w:lang w:val="zh_CN" w:bidi="zh_CN"/>
+        </w:rPr>
+        <w:t>鬼附</w:t>
+      </w:r>
       <w:r>
         <w:rPr>
           <w:lang w:val="zh_CN" w:bidi="zh_CN"/>
         </w:rPr>
         <w:t>了。一个被鬼附的人可能会成为聋子、哑巴，或者有类似于间歇性的癫痫发作。这个人可能会变得非常暴力并大声喊叫。</w:t>
       </w:r>
-      <w:hyperlink r:id="rId21">
-        <w:r>
-          <w:rPr>
-            <w:lang w:val="zh_CN" w:bidi="zh_CN"/>
-          </w:rPr>
-          <w:rPr>
-            <w:color w:val="0000EE"/>
-            <w:u w:val="single"/>
-          </w:rPr>
-          <w:t>犹太人</w:t>
-        </w:r>
-      </w:hyperlink>
+      <w:r>
+        <w:rPr>
+          <w:lang w:val="zh_CN" w:bidi="zh_CN"/>
+        </w:rPr>
+        <w:t>犹太人</w:t>
+      </w:r>
       <w:r>
         <w:rPr>
           <w:lang w:val="zh_CN" w:bidi="zh_CN"/>
@@ -739,36 +691,24 @@
         </w:rPr>
         <w:t>鬼也可以被称为邪灵。这表明他们的意图是</w:t>
       </w:r>
-      <w:hyperlink r:id="rId22">
-        <w:r>
-          <w:rPr>
-            <w:lang w:val="zh_CN" w:bidi="zh_CN"/>
-          </w:rPr>
-          <w:rPr>
-            <w:color w:val="0000EE"/>
-            <w:u w:val="single"/>
-          </w:rPr>
-          <w:t>邪恶</w:t>
-        </w:r>
-      </w:hyperlink>
+      <w:r>
+        <w:rPr>
+          <w:lang w:val="zh_CN" w:bidi="zh_CN"/>
+        </w:rPr>
+        <w:t>邪恶</w:t>
+      </w:r>
       <w:r>
         <w:rPr>
           <w:lang w:val="zh_CN" w:bidi="zh_CN"/>
         </w:rPr>
         <w:t>的。他们有时被称为不洁净的灵。</w:t>
       </w:r>
-      <w:hyperlink r:id="rId23">
-        <w:r>
-          <w:rPr>
-            <w:lang w:val="zh_CN" w:bidi="zh_CN"/>
-          </w:rPr>
-          <w:rPr>
-            <w:color w:val="0000EE"/>
-            <w:u w:val="single"/>
-          </w:rPr>
-          <w:t>不洁净</w:t>
-        </w:r>
-      </w:hyperlink>
+      <w:r>
+        <w:rPr>
+          <w:lang w:val="zh_CN" w:bidi="zh_CN"/>
+        </w:rPr>
+        <w:t>不洁净</w:t>
+      </w:r>
       <w:r>
         <w:rPr>
           <w:lang w:val="zh_CN" w:bidi="zh_CN"/>
@@ -857,7 +797,7 @@
           <w:lang w:val="zh_CN" w:bidi="zh_CN"/>
         </w:rPr>
       </w:r>
-      <w:hyperlink r:id="rId14">
+      <w:hyperlink r:id="rId13">
         <w:r>
           <w:rPr>
             <w:lang w:val="zh_CN" w:bidi="zh_CN"/>
@@ -930,36 +870,24 @@
         </w:rPr>
         <w:t>某人意味着说关于一个人的</w:t>
       </w:r>
-      <w:hyperlink r:id="rId22">
-        <w:r>
-          <w:rPr>
-            <w:lang w:val="zh_CN" w:bidi="zh_CN"/>
-          </w:rPr>
-          <w:rPr>
-            <w:color w:val="0000EE"/>
-            <w:u w:val="single"/>
-          </w:rPr>
-          <w:t>邪恶</w:t>
-        </w:r>
-      </w:hyperlink>
+      <w:r>
+        <w:rPr>
+          <w:lang w:val="zh_CN" w:bidi="zh_CN"/>
+        </w:rPr>
+        <w:t>邪恶</w:t>
+      </w:r>
       <w:r>
         <w:rPr>
           <w:lang w:val="zh_CN" w:bidi="zh_CN"/>
         </w:rPr>
         <w:t>的话，并羞辱那人。一个人如果</w:t>
       </w:r>
-      <w:hyperlink r:id="rId24">
-        <w:r>
-          <w:rPr>
-            <w:lang w:val="zh_CN" w:bidi="zh_CN"/>
-          </w:rPr>
-          <w:rPr>
-            <w:color w:val="0000EE"/>
-            <w:u w:val="single"/>
-          </w:rPr>
-          <w:t>咒诅</w:t>
-        </w:r>
-      </w:hyperlink>
+      <w:r>
+        <w:rPr>
+          <w:lang w:val="zh_CN" w:bidi="zh_CN"/>
+        </w:rPr>
+        <w:t>咒诅</w:t>
+      </w:r>
       <w:r>
         <w:rPr>
           <w:lang w:val="zh_CN" w:bidi="zh_CN"/>
@@ -1019,7 +947,7 @@
           <w:lang w:val="zh_CN" w:bidi="zh_CN"/>
         </w:rPr>
       </w:r>
-      <w:hyperlink r:id="rId14">
+      <w:hyperlink r:id="rId13">
         <w:r>
           <w:rPr>
             <w:lang w:val="zh_CN" w:bidi="zh_CN"/>

--- a/zhs/docx/074.content.docx
+++ b/zhs/docx/074.content.docx
@@ -308,14 +308,24 @@
       </w:r>
     </w:p>
     <w:p>
-      <w:pPr>
-        <w:pStyle w:val="Heading4"/>
-      </w:pPr>
-      <w:r>
-        <w:rPr>
-          <w:lang w:val="zh_CN" w:bidi="zh_CN"/>
-        </w:rPr>
-        <w:t>Audio Content</w:t>
+      <w:pPr/>
+      <w:r>
+        <w:rPr>
+          <w:lang w:val="zh_CN" w:bidi="zh_CN"/>
+        </w:rPr>
+      </w:r>
+      <w:r>
+        <w:rPr>
+          <w:b/>
+          <w:lang w:val="zh_CN" w:bidi="zh_CN"/>
+        </w:rPr>
+        <w:t>邪恶</w:t>
+      </w:r>
+      <w:r>
+        <w:rPr>
+          <w:lang w:val="zh_CN" w:bidi="zh_CN"/>
+        </w:rPr>
+        <w:t>的意思与恶行相同。 邪恶是善的反面。</w:t>
       </w:r>
     </w:p>
     <w:p>
@@ -325,33 +335,23 @@
           <w:lang w:val="zh_CN" w:bidi="zh_CN"/>
         </w:rPr>
       </w:r>
-      <w:hyperlink r:id="rId13">
-        <w:r>
-          <w:rPr>
-            <w:lang w:val="zh_CN" w:bidi="zh_CN"/>
-          </w:rPr>
-          <w:rPr>
-            <w:color w:val="0000EE"/>
-            <w:u w:val="single"/>
-          </w:rPr>
-          <w:t>mp3 file</w:t>
-        </w:r>
-      </w:hyperlink>
-      <w:r>
-        <w:rPr>
-          <w:lang w:val="zh_CN" w:bidi="zh_CN"/>
-        </w:rPr>
-        <w:t xml:space="preserve"> (None KB)</w:t>
-      </w:r>
-      <w:r>
-        <w:rPr>
-          <w:lang w:val="zh_CN" w:bidi="zh_CN"/>
-        </w:rPr>
-      </w:r>
-      <w:r>
-        <w:rPr>
-          <w:lang w:val="zh_CN" w:bidi="zh_CN"/>
-        </w:rPr>
+      <w:r>
+        <w:rPr>
+          <w:lang w:val="zh_CN" w:bidi="zh_CN"/>
+        </w:rPr>
+        <w:t>邪恶的人会想去做伤害他人的坏事。 当人停止顺服</w:t>
+      </w:r>
+      <w:r>
+        <w:rPr>
+          <w:lang w:val="zh_CN" w:bidi="zh_CN"/>
+        </w:rPr>
+        <w:t>神</w:t>
+      </w:r>
+      <w:r>
+        <w:rPr>
+          <w:lang w:val="zh_CN" w:bidi="zh_CN"/>
+        </w:rPr>
+        <w:t>时，他们就开始做邪恶的事。</w:t>
       </w:r>
     </w:p>
     <w:p>
@@ -361,21 +361,11 @@
           <w:lang w:val="zh_CN" w:bidi="zh_CN"/>
         </w:rPr>
       </w:r>
-    </w:p>
-    <w:p>
-      <w:pPr>
-        <w:pStyle w:val="Heading2"/>
-      </w:pPr>
-      <w:r>
-        <w:rPr>
-          <w:lang w:val="zh_CN" w:bidi="zh_CN"/>
-        </w:rPr>
-        <w:t>邪恶</w:t>
-      </w:r>
-      <w:r>
-        <w:rPr>
-          <w:lang w:val="zh_CN" w:bidi="zh_CN"/>
-        </w:rPr>
+      <w:r>
+        <w:rPr>
+          <w:lang w:val="zh_CN" w:bidi="zh_CN"/>
+        </w:rPr>
+        <w:t>因为人类如此不顺服神，圣经教导我们，我们的心已经变得邪恶。 我们不想做善事，而是想做坏事。 世界上很多问题，比如战争、贫穷和不公，都是因为人心中的邪恶而产生的。 即使是疾病和死亡，最终也是邪恶的结果。</w:t>
       </w:r>
     </w:p>
     <w:p>
@@ -387,16 +377,19 @@
       </w:r>
       <w:r>
         <w:rPr>
-          <w:b/>
-          <w:lang w:val="zh_CN" w:bidi="zh_CN"/>
-        </w:rPr>
-        <w:t>邪恶</w:t>
-      </w:r>
-      <w:r>
-        <w:rPr>
-          <w:lang w:val="zh_CN" w:bidi="zh_CN"/>
-        </w:rPr>
-        <w:t>的意思与恶行相同。 邪恶是善的反面。</w:t>
+          <w:lang w:val="zh_CN" w:bidi="zh_CN"/>
+        </w:rPr>
+        <w:t>神恨恶邪恶。 当神建立祂的国，直到永远时，祂必定要消灭邪恶。 没有邪恶的事物能进入神的国度 在那之前，神仍然容许邪恶发生。 为什么祂允许这件事（容许邪恶发生）是基督徒最难回答的问题之一！</w:t>
+      </w:r>
+      <w:r>
+        <w:rPr>
+          <w:lang w:val="zh_CN" w:bidi="zh_CN"/>
+        </w:rPr>
+      </w:r>
+      <w:r>
+        <w:rPr>
+          <w:lang w:val="zh_CN" w:bidi="zh_CN"/>
+        </w:rPr>
       </w:r>
     </w:p>
     <w:p>
@@ -406,23 +399,21 @@
           <w:lang w:val="zh_CN" w:bidi="zh_CN"/>
         </w:rPr>
       </w:r>
-      <w:r>
-        <w:rPr>
-          <w:lang w:val="zh_CN" w:bidi="zh_CN"/>
-        </w:rPr>
-        <w:t>邪恶的人会想去做伤害他人的坏事。 当人停止顺服</w:t>
-      </w:r>
-      <w:r>
-        <w:rPr>
-          <w:lang w:val="zh_CN" w:bidi="zh_CN"/>
-        </w:rPr>
-        <w:t>神</w:t>
-      </w:r>
-      <w:r>
-        <w:rPr>
-          <w:lang w:val="zh_CN" w:bidi="zh_CN"/>
-        </w:rPr>
-        <w:t>时，他们就开始做邪恶的事。</w:t>
+    </w:p>
+    <w:p>
+      <w:pPr>
+        <w:pStyle w:val="Heading2"/>
+      </w:pPr>
+      <w:r>
+        <w:rPr>
+          <w:lang w:val="zh_CN" w:bidi="zh_CN"/>
+        </w:rPr>
+        <w:t>邪灵</w:t>
+      </w:r>
+      <w:r>
+        <w:rPr>
+          <w:lang w:val="zh_CN" w:bidi="zh_CN"/>
+        </w:rPr>
       </w:r>
     </w:p>
     <w:p>
@@ -436,7 +427,75 @@
         <w:rPr>
           <w:lang w:val="zh_CN" w:bidi="zh_CN"/>
         </w:rPr>
-        <w:t>因为人类如此不顺服神，圣经教导我们，我们的心已经变得邪恶。 我们不想做善事，而是想做坏事。 世界上很多问题，比如战争、贫穷和不公，都是因为人心中的邪恶而产生的。 即使是疾病和死亡，最终也是邪恶的结果。</w:t>
+        <w:t>鬼</w:t>
+      </w:r>
+      <w:r>
+        <w:rPr>
+          <w:lang w:val="zh_CN" w:bidi="zh_CN"/>
+        </w:rPr>
+        <w:t>、</w:t>
+      </w:r>
+      <w:r>
+        <w:rPr>
+          <w:b/>
+          <w:lang w:val="zh_CN" w:bidi="zh_CN"/>
+        </w:rPr>
+        <w:t>邪灵</w:t>
+      </w:r>
+      <w:r>
+        <w:rPr>
+          <w:lang w:val="zh_CN" w:bidi="zh_CN"/>
+        </w:rPr>
+        <w:t>或</w:t>
+      </w:r>
+      <w:r>
+        <w:rPr>
+          <w:b/>
+          <w:lang w:val="zh_CN" w:bidi="zh_CN"/>
+        </w:rPr>
+        <w:t>不洁净的灵</w:t>
+      </w:r>
+      <w:r>
+        <w:rPr>
+          <w:lang w:val="zh_CN" w:bidi="zh_CN"/>
+        </w:rPr>
+        <w:t>这些短语指的都是同一件事。鬼是反叛神的灵。所有鬼的首领被称为</w:t>
+      </w:r>
+      <w:r>
+        <w:rPr>
+          <w:lang w:val="zh_CN" w:bidi="zh_CN"/>
+        </w:rPr>
+        <w:t>撒但</w:t>
+      </w:r>
+      <w:r>
+        <w:rPr>
+          <w:lang w:val="zh_CN" w:bidi="zh_CN"/>
+        </w:rPr>
+        <w:t>、</w:t>
+      </w:r>
+      <w:r>
+        <w:rPr>
+          <w:lang w:val="zh_CN" w:bidi="zh_CN"/>
+        </w:rPr>
+        <w:t>魔鬼</w:t>
+      </w:r>
+      <w:r>
+        <w:rPr>
+          <w:lang w:val="zh_CN" w:bidi="zh_CN"/>
+        </w:rPr>
+        <w:t>，有时还被称作别西卜。因为神创造了万物，所以神也创造了这些灵。神创造他们，就像</w:t>
+      </w:r>
+      <w:r>
+        <w:rPr>
+          <w:lang w:val="zh_CN" w:bidi="zh_CN"/>
+        </w:rPr>
+        <w:t>天使</w:t>
+      </w:r>
+      <w:r>
+        <w:rPr>
+          <w:lang w:val="zh_CN" w:bidi="zh_CN"/>
+        </w:rPr>
+        <w:t>一样，为要做祂的工作。但有些天使背叛了神，这些天使就成了邪灵。这些邪灵试图摧毁并且欺骗人们。</w:t>
       </w:r>
     </w:p>
     <w:p>
@@ -450,17 +509,31 @@
         <w:rPr>
           <w:lang w:val="zh_CN" w:bidi="zh_CN"/>
         </w:rPr>
-        <w:t>神恨恶邪恶。 当神建立祂的国，直到永远时，祂必定要消灭邪恶。 没有邪恶的事物能进入神的国度 在那之前，神仍然容许邪恶发生。 为什么祂允许这件事（容许邪恶发生）是基督徒最难回答的问题之一！</w:t>
-      </w:r>
-      <w:r>
-        <w:rPr>
-          <w:lang w:val="zh_CN" w:bidi="zh_CN"/>
-        </w:rPr>
-      </w:r>
-      <w:r>
-        <w:rPr>
-          <w:lang w:val="zh_CN" w:bidi="zh_CN"/>
-        </w:rPr>
+        <w:t>鬼可以控制人们，让人们生病或行为怪异。当鬼控制一个人时，我们说这个人被</w:t>
+      </w:r>
+      <w:r>
+        <w:rPr>
+          <w:lang w:val="zh_CN" w:bidi="zh_CN"/>
+        </w:rPr>
+        <w:t>鬼附</w:t>
+      </w:r>
+      <w:r>
+        <w:rPr>
+          <w:lang w:val="zh_CN" w:bidi="zh_CN"/>
+        </w:rPr>
+        <w:t>了。一个被鬼附的人可能会成为聋子、哑巴，或者有类似于间歇性的癫痫发作。这个人可能会变得非常暴力并大声喊叫。</w:t>
+      </w:r>
+      <w:r>
+        <w:rPr>
+          <w:lang w:val="zh_CN" w:bidi="zh_CN"/>
+        </w:rPr>
+        <w:t>犹太人</w:t>
+      </w:r>
+      <w:r>
+        <w:rPr>
+          <w:lang w:val="zh_CN" w:bidi="zh_CN"/>
+        </w:rPr>
+        <w:t>试图通过仪式把人体内的鬼赶出去，这仪式有可能持续很长时间。但耶稣在地上时，赶出了许多鬼，祂只是通过命令鬼离开就可以做到这一点！</w:t>
       </w:r>
     </w:p>
     <w:p>
@@ -470,11 +543,12 @@
           <w:lang w:val="zh_CN" w:bidi="zh_CN"/>
         </w:rPr>
       </w:r>
-    </w:p>
-    <w:p>
-      <w:pPr>
-        <w:pStyle w:val="Heading2"/>
-      </w:pPr>
+      <w:r>
+        <w:rPr>
+          <w:lang w:val="zh_CN" w:bidi="zh_CN"/>
+        </w:rPr>
+        <w:t>鬼也可以被称为邪灵。这表明他们的意图是</w:t>
+      </w:r>
       <w:r>
         <w:rPr>
           <w:lang w:val="zh_CN" w:bidi="zh_CN"/>
@@ -485,17 +559,19 @@
         <w:rPr>
           <w:lang w:val="zh_CN" w:bidi="zh_CN"/>
         </w:rPr>
-      </w:r>
-    </w:p>
-    <w:p>
-      <w:pPr>
-        <w:pStyle w:val="Heading4"/>
-      </w:pPr>
-      <w:r>
-        <w:rPr>
-          <w:lang w:val="zh_CN" w:bidi="zh_CN"/>
-        </w:rPr>
-        <w:t>Audio Content</w:t>
+        <w:t>的。他们有时被称为不洁净的灵。</w:t>
+      </w:r>
+      <w:r>
+        <w:rPr>
+          <w:lang w:val="zh_CN" w:bidi="zh_CN"/>
+        </w:rPr>
+        <w:t>不洁净</w:t>
+      </w:r>
+      <w:r>
+        <w:rPr>
+          <w:lang w:val="zh_CN" w:bidi="zh_CN"/>
+        </w:rPr>
+        <w:t>的东西不适合事奉神。</w:t>
       </w:r>
     </w:p>
     <w:p>
@@ -505,33 +581,12 @@
           <w:lang w:val="zh_CN" w:bidi="zh_CN"/>
         </w:rPr>
       </w:r>
-      <w:hyperlink r:id="rId13">
-        <w:r>
-          <w:rPr>
-            <w:lang w:val="zh_CN" w:bidi="zh_CN"/>
-          </w:rPr>
-          <w:rPr>
-            <w:color w:val="0000EE"/>
-            <w:u w:val="single"/>
-          </w:rPr>
-          <w:t>mp3 file</w:t>
-        </w:r>
-      </w:hyperlink>
-      <w:r>
-        <w:rPr>
-          <w:lang w:val="zh_CN" w:bidi="zh_CN"/>
-        </w:rPr>
-        <w:t xml:space="preserve"> (None KB)</w:t>
-      </w:r>
-      <w:r>
-        <w:rPr>
-          <w:lang w:val="zh_CN" w:bidi="zh_CN"/>
-        </w:rPr>
-      </w:r>
-      <w:r>
-        <w:rPr>
-          <w:lang w:val="zh_CN" w:bidi="zh_CN"/>
-        </w:rPr>
+      <w:r>
+        <w:rPr>
+          <w:b/>
+          <w:lang w:val="zh_CN" w:bidi="zh_CN"/>
+        </w:rPr>
+        <w:t>当你翻译鬼时，要注意以下几个事项：</w:t>
       </w:r>
     </w:p>
     <w:p>
@@ -541,16 +596,16 @@
           <w:lang w:val="zh_CN" w:bidi="zh_CN"/>
         </w:rPr>
       </w:r>
-    </w:p>
-    <w:p>
-      <w:pPr>
-        <w:pStyle w:val="Heading2"/>
-      </w:pPr>
-      <w:r>
-        <w:rPr>
-          <w:lang w:val="zh_CN" w:bidi="zh_CN"/>
-        </w:rPr>
-        <w:t>邪灵</w:t>
+      <w:r>
+        <w:rPr>
+          <w:lang w:val="zh_CN" w:bidi="zh_CN"/>
+        </w:rPr>
+        <w:t>鬼不是已死之人的灵魂，尽管在许多文化中，他们可能会假装成他们是谁。如果你必须使用一个词语来表示死去之人的灵魂，那么请注意，随着时间的推移，人们必须要学会这些灵并不真的是那些死去之人的灵魂，而是假装成这样的。</w:t>
+      </w:r>
+      <w:r>
+        <w:rPr>
+          <w:lang w:val="zh_CN" w:bidi="zh_CN"/>
+        </w:rPr>
       </w:r>
       <w:r>
         <w:rPr>
@@ -565,79 +620,21 @@
           <w:lang w:val="zh_CN" w:bidi="zh_CN"/>
         </w:rPr>
       </w:r>
-      <w:r>
-        <w:rPr>
-          <w:lang w:val="zh_CN" w:bidi="zh_CN"/>
-        </w:rPr>
-        <w:t>鬼</w:t>
-      </w:r>
-      <w:r>
-        <w:rPr>
-          <w:lang w:val="zh_CN" w:bidi="zh_CN"/>
-        </w:rPr>
-        <w:t>、</w:t>
-      </w:r>
-      <w:r>
-        <w:rPr>
-          <w:b/>
-          <w:lang w:val="zh_CN" w:bidi="zh_CN"/>
-        </w:rPr>
-        <w:t>邪灵</w:t>
-      </w:r>
-      <w:r>
-        <w:rPr>
-          <w:lang w:val="zh_CN" w:bidi="zh_CN"/>
-        </w:rPr>
-        <w:t>或</w:t>
-      </w:r>
-      <w:r>
-        <w:rPr>
-          <w:b/>
-          <w:lang w:val="zh_CN" w:bidi="zh_CN"/>
-        </w:rPr>
-        <w:t>不洁净的灵</w:t>
-      </w:r>
-      <w:r>
-        <w:rPr>
-          <w:lang w:val="zh_CN" w:bidi="zh_CN"/>
-        </w:rPr>
-        <w:t>这些短语指的都是同一件事。鬼是反叛神的灵。所有鬼的首领被称为</w:t>
-      </w:r>
-      <w:r>
-        <w:rPr>
-          <w:lang w:val="zh_CN" w:bidi="zh_CN"/>
-        </w:rPr>
-        <w:t>撒但</w:t>
-      </w:r>
-      <w:r>
-        <w:rPr>
-          <w:lang w:val="zh_CN" w:bidi="zh_CN"/>
-        </w:rPr>
-        <w:t>、</w:t>
-      </w:r>
-      <w:r>
-        <w:rPr>
-          <w:lang w:val="zh_CN" w:bidi="zh_CN"/>
-        </w:rPr>
-        <w:t>魔鬼</w:t>
-      </w:r>
-      <w:r>
-        <w:rPr>
-          <w:lang w:val="zh_CN" w:bidi="zh_CN"/>
-        </w:rPr>
-        <w:t>，有时还被称作别西卜。因为神创造了万物，所以神也创造了这些灵。神创造他们，就像</w:t>
-      </w:r>
-      <w:r>
-        <w:rPr>
-          <w:lang w:val="zh_CN" w:bidi="zh_CN"/>
-        </w:rPr>
-        <w:t>天使</w:t>
-      </w:r>
-      <w:r>
-        <w:rPr>
-          <w:lang w:val="zh_CN" w:bidi="zh_CN"/>
-        </w:rPr>
-        <w:t>一样，为要做祂的工作。但有些天使背叛了神，这些天使就成了邪灵。这些邪灵试图摧毁并且欺骗人们。</w:t>
+    </w:p>
+    <w:p>
+      <w:pPr>
+        <w:pStyle w:val="Heading2"/>
+      </w:pPr>
+      <w:r>
+        <w:rPr>
+          <w:lang w:val="zh_CN" w:bidi="zh_CN"/>
+        </w:rPr>
+        <w:t>亵渎</w:t>
+      </w:r>
+      <w:r>
+        <w:rPr>
+          <w:lang w:val="zh_CN" w:bidi="zh_CN"/>
+        </w:rPr>
       </w:r>
     </w:p>
     <w:p>
@@ -649,47 +646,16 @@
       </w:r>
       <w:r>
         <w:rPr>
-          <w:lang w:val="zh_CN" w:bidi="zh_CN"/>
-        </w:rPr>
-        <w:t>鬼可以控制人们，让人们生病或行为怪异。当鬼控制一个人时，我们说这个人被</w:t>
-      </w:r>
-      <w:r>
-        <w:rPr>
-          <w:lang w:val="zh_CN" w:bidi="zh_CN"/>
-        </w:rPr>
-        <w:t>鬼附</w:t>
-      </w:r>
-      <w:r>
-        <w:rPr>
-          <w:lang w:val="zh_CN" w:bidi="zh_CN"/>
-        </w:rPr>
-        <w:t>了。一个被鬼附的人可能会成为聋子、哑巴，或者有类似于间歇性的癫痫发作。这个人可能会变得非常暴力并大声喊叫。</w:t>
-      </w:r>
-      <w:r>
-        <w:rPr>
-          <w:lang w:val="zh_CN" w:bidi="zh_CN"/>
-        </w:rPr>
-        <w:t>犹太人</w:t>
-      </w:r>
-      <w:r>
-        <w:rPr>
-          <w:lang w:val="zh_CN" w:bidi="zh_CN"/>
-        </w:rPr>
-        <w:t>试图通过仪式把人体内的鬼赶出去，这仪式有可能持续很长时间。但耶稣在地上时，赶出了许多鬼，祂只是通过命令鬼离开就可以做到这一点！</w:t>
-      </w:r>
-    </w:p>
-    <w:p>
-      <w:pPr/>
-      <w:r>
-        <w:rPr>
-          <w:lang w:val="zh_CN" w:bidi="zh_CN"/>
-        </w:rPr>
-      </w:r>
-      <w:r>
-        <w:rPr>
-          <w:lang w:val="zh_CN" w:bidi="zh_CN"/>
-        </w:rPr>
-        <w:t>鬼也可以被称为邪灵。这表明他们的意图是</w:t>
+          <w:b/>
+          <w:lang w:val="zh_CN" w:bidi="zh_CN"/>
+        </w:rPr>
+        <w:t>亵渎</w:t>
+      </w:r>
+      <w:r>
+        <w:rPr>
+          <w:lang w:val="zh_CN" w:bidi="zh_CN"/>
+        </w:rPr>
+        <w:t>某人意味着说关于一个人的</w:t>
       </w:r>
       <w:r>
         <w:rPr>
@@ -701,185 +667,6 @@
         <w:rPr>
           <w:lang w:val="zh_CN" w:bidi="zh_CN"/>
         </w:rPr>
-        <w:t>的。他们有时被称为不洁净的灵。</w:t>
-      </w:r>
-      <w:r>
-        <w:rPr>
-          <w:lang w:val="zh_CN" w:bidi="zh_CN"/>
-        </w:rPr>
-        <w:t>不洁净</w:t>
-      </w:r>
-      <w:r>
-        <w:rPr>
-          <w:lang w:val="zh_CN" w:bidi="zh_CN"/>
-        </w:rPr>
-        <w:t>的东西不适合事奉神。</w:t>
-      </w:r>
-    </w:p>
-    <w:p>
-      <w:pPr/>
-      <w:r>
-        <w:rPr>
-          <w:lang w:val="zh_CN" w:bidi="zh_CN"/>
-        </w:rPr>
-      </w:r>
-      <w:r>
-        <w:rPr>
-          <w:b/>
-          <w:lang w:val="zh_CN" w:bidi="zh_CN"/>
-        </w:rPr>
-        <w:t>当你翻译鬼时，要注意以下几个事项：</w:t>
-      </w:r>
-    </w:p>
-    <w:p>
-      <w:pPr/>
-      <w:r>
-        <w:rPr>
-          <w:lang w:val="zh_CN" w:bidi="zh_CN"/>
-        </w:rPr>
-      </w:r>
-      <w:r>
-        <w:rPr>
-          <w:lang w:val="zh_CN" w:bidi="zh_CN"/>
-        </w:rPr>
-        <w:t>鬼不是已死之人的灵魂，尽管在许多文化中，他们可能会假装成他们是谁。如果你必须使用一个词语来表示死去之人的灵魂，那么请注意，随着时间的推移，人们必须要学会这些灵并不真的是那些死去之人的灵魂，而是假装成这样的。</w:t>
-      </w:r>
-      <w:r>
-        <w:rPr>
-          <w:lang w:val="zh_CN" w:bidi="zh_CN"/>
-        </w:rPr>
-      </w:r>
-      <w:r>
-        <w:rPr>
-          <w:lang w:val="zh_CN" w:bidi="zh_CN"/>
-        </w:rPr>
-      </w:r>
-    </w:p>
-    <w:p>
-      <w:pPr/>
-      <w:r>
-        <w:rPr>
-          <w:lang w:val="zh_CN" w:bidi="zh_CN"/>
-        </w:rPr>
-      </w:r>
-    </w:p>
-    <w:p>
-      <w:pPr>
-        <w:pStyle w:val="Heading2"/>
-      </w:pPr>
-      <w:r>
-        <w:rPr>
-          <w:lang w:val="zh_CN" w:bidi="zh_CN"/>
-        </w:rPr>
-        <w:t>邪灵</w:t>
-      </w:r>
-      <w:r>
-        <w:rPr>
-          <w:lang w:val="zh_CN" w:bidi="zh_CN"/>
-        </w:rPr>
-      </w:r>
-    </w:p>
-    <w:p>
-      <w:pPr>
-        <w:pStyle w:val="Heading4"/>
-      </w:pPr>
-      <w:r>
-        <w:rPr>
-          <w:lang w:val="zh_CN" w:bidi="zh_CN"/>
-        </w:rPr>
-        <w:t>Audio Content</w:t>
-      </w:r>
-    </w:p>
-    <w:p>
-      <w:pPr/>
-      <w:r>
-        <w:rPr>
-          <w:lang w:val="zh_CN" w:bidi="zh_CN"/>
-        </w:rPr>
-      </w:r>
-      <w:hyperlink r:id="rId13">
-        <w:r>
-          <w:rPr>
-            <w:lang w:val="zh_CN" w:bidi="zh_CN"/>
-          </w:rPr>
-          <w:rPr>
-            <w:color w:val="0000EE"/>
-            <w:u w:val="single"/>
-          </w:rPr>
-          <w:t>mp3 file</w:t>
-        </w:r>
-      </w:hyperlink>
-      <w:r>
-        <w:rPr>
-          <w:lang w:val="zh_CN" w:bidi="zh_CN"/>
-        </w:rPr>
-        <w:t xml:space="preserve"> (None KB)</w:t>
-      </w:r>
-      <w:r>
-        <w:rPr>
-          <w:lang w:val="zh_CN" w:bidi="zh_CN"/>
-        </w:rPr>
-      </w:r>
-      <w:r>
-        <w:rPr>
-          <w:lang w:val="zh_CN" w:bidi="zh_CN"/>
-        </w:rPr>
-      </w:r>
-    </w:p>
-    <w:p>
-      <w:pPr/>
-      <w:r>
-        <w:rPr>
-          <w:lang w:val="zh_CN" w:bidi="zh_CN"/>
-        </w:rPr>
-      </w:r>
-    </w:p>
-    <w:p>
-      <w:pPr>
-        <w:pStyle w:val="Heading2"/>
-      </w:pPr>
-      <w:r>
-        <w:rPr>
-          <w:lang w:val="zh_CN" w:bidi="zh_CN"/>
-        </w:rPr>
-        <w:t>亵渎</w:t>
-      </w:r>
-      <w:r>
-        <w:rPr>
-          <w:lang w:val="zh_CN" w:bidi="zh_CN"/>
-        </w:rPr>
-      </w:r>
-    </w:p>
-    <w:p>
-      <w:pPr/>
-      <w:r>
-        <w:rPr>
-          <w:lang w:val="zh_CN" w:bidi="zh_CN"/>
-        </w:rPr>
-      </w:r>
-      <w:r>
-        <w:rPr>
-          <w:b/>
-          <w:lang w:val="zh_CN" w:bidi="zh_CN"/>
-        </w:rPr>
-        <w:t>亵渎</w:t>
-      </w:r>
-      <w:r>
-        <w:rPr>
-          <w:lang w:val="zh_CN" w:bidi="zh_CN"/>
-        </w:rPr>
-        <w:t>某人意味着说关于一个人的</w:t>
-      </w:r>
-      <w:r>
-        <w:rPr>
-          <w:lang w:val="zh_CN" w:bidi="zh_CN"/>
-        </w:rPr>
-        <w:t>邪恶</w:t>
-      </w:r>
-      <w:r>
-        <w:rPr>
-          <w:lang w:val="zh_CN" w:bidi="zh_CN"/>
-        </w:rPr>
         <w:t>的话，并羞辱那人。一个人如果</w:t>
       </w:r>
       <w:r>
@@ -893,77 +680,6 @@
           <w:lang w:val="zh_CN" w:bidi="zh_CN"/>
         </w:rPr>
         <w:t>神、冒犯神，羞辱神，或者使神看起来没有那么有权势或不那么重要，就是在亵渎神。亵渎的惩罚是死。</w:t>
-      </w:r>
-      <w:r>
-        <w:rPr>
-          <w:lang w:val="zh_CN" w:bidi="zh_CN"/>
-        </w:rPr>
-      </w:r>
-      <w:r>
-        <w:rPr>
-          <w:lang w:val="zh_CN" w:bidi="zh_CN"/>
-        </w:rPr>
-      </w:r>
-    </w:p>
-    <w:p>
-      <w:pPr/>
-      <w:r>
-        <w:rPr>
-          <w:lang w:val="zh_CN" w:bidi="zh_CN"/>
-        </w:rPr>
-      </w:r>
-    </w:p>
-    <w:p>
-      <w:pPr>
-        <w:pStyle w:val="Heading2"/>
-      </w:pPr>
-      <w:r>
-        <w:rPr>
-          <w:lang w:val="zh_CN" w:bidi="zh_CN"/>
-        </w:rPr>
-        <w:t>亵渎</w:t>
-      </w:r>
-      <w:r>
-        <w:rPr>
-          <w:lang w:val="zh_CN" w:bidi="zh_CN"/>
-        </w:rPr>
-      </w:r>
-    </w:p>
-    <w:p>
-      <w:pPr>
-        <w:pStyle w:val="Heading4"/>
-      </w:pPr>
-      <w:r>
-        <w:rPr>
-          <w:lang w:val="zh_CN" w:bidi="zh_CN"/>
-        </w:rPr>
-        <w:t>Audio Content</w:t>
-      </w:r>
-    </w:p>
-    <w:p>
-      <w:pPr/>
-      <w:r>
-        <w:rPr>
-          <w:lang w:val="zh_CN" w:bidi="zh_CN"/>
-        </w:rPr>
-      </w:r>
-      <w:hyperlink r:id="rId13">
-        <w:r>
-          <w:rPr>
-            <w:lang w:val="zh_CN" w:bidi="zh_CN"/>
-          </w:rPr>
-          <w:rPr>
-            <w:color w:val="0000EE"/>
-            <w:u w:val="single"/>
-          </w:rPr>
-          <w:t>mp3 file</w:t>
-        </w:r>
-      </w:hyperlink>
-      <w:r>
-        <w:rPr>
-          <w:lang w:val="zh_CN" w:bidi="zh_CN"/>
-        </w:rPr>
-        <w:t xml:space="preserve"> (None KB)</w:t>
       </w:r>
       <w:r>
         <w:rPr>

--- a/zhs/docx/074.content.docx
+++ b/zhs/docx/074.content.docx
@@ -260,12 +260,18 @@
         </w:rPr>
         <w:t>神恨恶邪恶。只有神才能消灭邪恶，因为神是全然良善的。当神建立祂的</w:t>
       </w:r>
-      <w:r>
-        <w:rPr>
-          <w:lang w:val="zh_CN" w:bidi="zh_CN"/>
-        </w:rPr>
-        <w:t>国度</w:t>
-      </w:r>
+      <w:hyperlink r:id="rId13">
+        <w:r>
+          <w:rPr>
+            <w:lang w:val="zh_CN" w:bidi="zh_CN"/>
+          </w:rPr>
+          <w:rPr>
+            <w:color w:val="0000EE"/>
+            <w:u w:val="single"/>
+          </w:rPr>
+          <w:t>国度</w:t>
+        </w:r>
+      </w:hyperlink>
       <w:r>
         <w:rPr>
           <w:lang w:val="zh_CN" w:bidi="zh_CN"/>
@@ -341,12 +347,18 @@
         </w:rPr>
         <w:t>邪恶的人会想去做伤害他人的坏事。 当人停止顺服</w:t>
       </w:r>
-      <w:r>
-        <w:rPr>
-          <w:lang w:val="zh_CN" w:bidi="zh_CN"/>
-        </w:rPr>
-        <w:t>神</w:t>
-      </w:r>
+      <w:hyperlink r:id="rId14">
+        <w:r>
+          <w:rPr>
+            <w:lang w:val="zh_CN" w:bidi="zh_CN"/>
+          </w:rPr>
+          <w:rPr>
+            <w:color w:val="0000EE"/>
+            <w:u w:val="single"/>
+          </w:rPr>
+          <w:t>神</w:t>
+        </w:r>
+      </w:hyperlink>
       <w:r>
         <w:rPr>
           <w:lang w:val="zh_CN" w:bidi="zh_CN"/>
@@ -423,12 +435,18 @@
           <w:lang w:val="zh_CN" w:bidi="zh_CN"/>
         </w:rPr>
       </w:r>
-      <w:r>
-        <w:rPr>
-          <w:lang w:val="zh_CN" w:bidi="zh_CN"/>
-        </w:rPr>
-        <w:t>鬼</w:t>
-      </w:r>
+      <w:hyperlink r:id="rId15">
+        <w:r>
+          <w:rPr>
+            <w:lang w:val="zh_CN" w:bidi="zh_CN"/>
+          </w:rPr>
+          <w:rPr>
+            <w:color w:val="0000EE"/>
+            <w:u w:val="single"/>
+          </w:rPr>
+          <w:t>鬼</w:t>
+        </w:r>
+      </w:hyperlink>
       <w:r>
         <w:rPr>
           <w:lang w:val="zh_CN" w:bidi="zh_CN"/>
@@ -461,36 +479,54 @@
         </w:rPr>
         <w:t>这些短语指的都是同一件事。鬼是反叛神的灵。所有鬼的首领被称为</w:t>
       </w:r>
-      <w:r>
-        <w:rPr>
-          <w:lang w:val="zh_CN" w:bidi="zh_CN"/>
-        </w:rPr>
-        <w:t>撒但</w:t>
-      </w:r>
+      <w:hyperlink r:id="rId16">
+        <w:r>
+          <w:rPr>
+            <w:lang w:val="zh_CN" w:bidi="zh_CN"/>
+          </w:rPr>
+          <w:rPr>
+            <w:color w:val="0000EE"/>
+            <w:u w:val="single"/>
+          </w:rPr>
+          <w:t>撒但</w:t>
+        </w:r>
+      </w:hyperlink>
       <w:r>
         <w:rPr>
           <w:lang w:val="zh_CN" w:bidi="zh_CN"/>
         </w:rPr>
         <w:t>、</w:t>
       </w:r>
-      <w:r>
-        <w:rPr>
-          <w:lang w:val="zh_CN" w:bidi="zh_CN"/>
-        </w:rPr>
-        <w:t>魔鬼</w:t>
-      </w:r>
+      <w:hyperlink r:id="rId17">
+        <w:r>
+          <w:rPr>
+            <w:lang w:val="zh_CN" w:bidi="zh_CN"/>
+          </w:rPr>
+          <w:rPr>
+            <w:color w:val="0000EE"/>
+            <w:u w:val="single"/>
+          </w:rPr>
+          <w:t>魔鬼</w:t>
+        </w:r>
+      </w:hyperlink>
       <w:r>
         <w:rPr>
           <w:lang w:val="zh_CN" w:bidi="zh_CN"/>
         </w:rPr>
         <w:t>，有时还被称作别西卜。因为神创造了万物，所以神也创造了这些灵。神创造他们，就像</w:t>
       </w:r>
-      <w:r>
-        <w:rPr>
-          <w:lang w:val="zh_CN" w:bidi="zh_CN"/>
-        </w:rPr>
-        <w:t>天使</w:t>
-      </w:r>
+      <w:hyperlink r:id="rId18">
+        <w:r>
+          <w:rPr>
+            <w:lang w:val="zh_CN" w:bidi="zh_CN"/>
+          </w:rPr>
+          <w:rPr>
+            <w:color w:val="0000EE"/>
+            <w:u w:val="single"/>
+          </w:rPr>
+          <w:t>天使</w:t>
+        </w:r>
+      </w:hyperlink>
       <w:r>
         <w:rPr>
           <w:lang w:val="zh_CN" w:bidi="zh_CN"/>
@@ -511,24 +547,36 @@
         </w:rPr>
         <w:t>鬼可以控制人们，让人们生病或行为怪异。当鬼控制一个人时，我们说这个人被</w:t>
       </w:r>
-      <w:r>
-        <w:rPr>
-          <w:lang w:val="zh_CN" w:bidi="zh_CN"/>
-        </w:rPr>
-        <w:t>鬼附</w:t>
-      </w:r>
+      <w:hyperlink r:id="rId19">
+        <w:r>
+          <w:rPr>
+            <w:lang w:val="zh_CN" w:bidi="zh_CN"/>
+          </w:rPr>
+          <w:rPr>
+            <w:color w:val="0000EE"/>
+            <w:u w:val="single"/>
+          </w:rPr>
+          <w:t>鬼附</w:t>
+        </w:r>
+      </w:hyperlink>
       <w:r>
         <w:rPr>
           <w:lang w:val="zh_CN" w:bidi="zh_CN"/>
         </w:rPr>
         <w:t>了。一个被鬼附的人可能会成为聋子、哑巴，或者有类似于间歇性的癫痫发作。这个人可能会变得非常暴力并大声喊叫。</w:t>
       </w:r>
-      <w:r>
-        <w:rPr>
-          <w:lang w:val="zh_CN" w:bidi="zh_CN"/>
-        </w:rPr>
-        <w:t>犹太人</w:t>
-      </w:r>
+      <w:hyperlink r:id="rId20">
+        <w:r>
+          <w:rPr>
+            <w:lang w:val="zh_CN" w:bidi="zh_CN"/>
+          </w:rPr>
+          <w:rPr>
+            <w:color w:val="0000EE"/>
+            <w:u w:val="single"/>
+          </w:rPr>
+          <w:t>犹太人</w:t>
+        </w:r>
+      </w:hyperlink>
       <w:r>
         <w:rPr>
           <w:lang w:val="zh_CN" w:bidi="zh_CN"/>
@@ -549,24 +597,36 @@
         </w:rPr>
         <w:t>鬼也可以被称为邪灵。这表明他们的意图是</w:t>
       </w:r>
-      <w:r>
-        <w:rPr>
-          <w:lang w:val="zh_CN" w:bidi="zh_CN"/>
-        </w:rPr>
-        <w:t>邪恶</w:t>
-      </w:r>
+      <w:hyperlink r:id="rId21">
+        <w:r>
+          <w:rPr>
+            <w:lang w:val="zh_CN" w:bidi="zh_CN"/>
+          </w:rPr>
+          <w:rPr>
+            <w:color w:val="0000EE"/>
+            <w:u w:val="single"/>
+          </w:rPr>
+          <w:t>邪恶</w:t>
+        </w:r>
+      </w:hyperlink>
       <w:r>
         <w:rPr>
           <w:lang w:val="zh_CN" w:bidi="zh_CN"/>
         </w:rPr>
         <w:t>的。他们有时被称为不洁净的灵。</w:t>
       </w:r>
-      <w:r>
-        <w:rPr>
-          <w:lang w:val="zh_CN" w:bidi="zh_CN"/>
-        </w:rPr>
-        <w:t>不洁净</w:t>
-      </w:r>
+      <w:hyperlink r:id="rId22">
+        <w:r>
+          <w:rPr>
+            <w:lang w:val="zh_CN" w:bidi="zh_CN"/>
+          </w:rPr>
+          <w:rPr>
+            <w:color w:val="0000EE"/>
+            <w:u w:val="single"/>
+          </w:rPr>
+          <w:t>不洁净</w:t>
+        </w:r>
+      </w:hyperlink>
       <w:r>
         <w:rPr>
           <w:lang w:val="zh_CN" w:bidi="zh_CN"/>
@@ -657,24 +717,36 @@
         </w:rPr>
         <w:t>某人意味着说关于一个人的</w:t>
       </w:r>
-      <w:r>
-        <w:rPr>
-          <w:lang w:val="zh_CN" w:bidi="zh_CN"/>
-        </w:rPr>
-        <w:t>邪恶</w:t>
-      </w:r>
+      <w:hyperlink r:id="rId21">
+        <w:r>
+          <w:rPr>
+            <w:lang w:val="zh_CN" w:bidi="zh_CN"/>
+          </w:rPr>
+          <w:rPr>
+            <w:color w:val="0000EE"/>
+            <w:u w:val="single"/>
+          </w:rPr>
+          <w:t>邪恶</w:t>
+        </w:r>
+      </w:hyperlink>
       <w:r>
         <w:rPr>
           <w:lang w:val="zh_CN" w:bidi="zh_CN"/>
         </w:rPr>
         <w:t>的话，并羞辱那人。一个人如果</w:t>
       </w:r>
-      <w:r>
-        <w:rPr>
-          <w:lang w:val="zh_CN" w:bidi="zh_CN"/>
-        </w:rPr>
-        <w:t>咒诅</w:t>
-      </w:r>
+      <w:hyperlink r:id="rId23">
+        <w:r>
+          <w:rPr>
+            <w:lang w:val="zh_CN" w:bidi="zh_CN"/>
+          </w:rPr>
+          <w:rPr>
+            <w:color w:val="0000EE"/>
+            <w:u w:val="single"/>
+          </w:rPr>
+          <w:t>咒诅</w:t>
+        </w:r>
+      </w:hyperlink>
       <w:r>
         <w:rPr>
           <w:lang w:val="zh_CN" w:bidi="zh_CN"/>
